--- a/Coding 1 - year/Unit 3 - Conditionals/Daily Lesson Plans/Word/Day 58.docx
+++ b/Coding 1 - year/Unit 3 - Conditionals/Daily Lesson Plans/Word/Day 58.docx
@@ -50,12 +50,15 @@
               </w:rPr>
               <w:t xml:space="preserve">Coding I — Full Year</w:t>
             </w:r>
-          </w:p>
-          <w:p>
-            <w:pPr>
-              <w:spacing w:before="40"/>
-              <w:jc w:val="center"/>
-            </w:pPr>
+            <w:r>
+              <w:rPr>
+                <w:rFonts w:ascii="Arial" w:cs="Arial" w:eastAsia="Arial" w:hAnsi="Arial"/>
+                <w:sz w:val="16"/>
+                <w:szCs w:val="16"/>
+              </w:rPr>
+              <w:br/>
+              <w:t xml:space="preserve"/>
+            </w:r>
             <w:r>
               <w:rPr>
                 <w:rFonts w:ascii="Arial" w:cs="Arial" w:eastAsia="Arial" w:hAnsi="Arial"/>
@@ -83,7 +86,7 @@
           <w:rFonts w:ascii="Arial" w:cs="Arial" w:eastAsia="Arial" w:hAnsi="Arial"/>
           <w:b/>
           <w:bCs/>
-          <w:color w:val="1F3864"/>
+          <w:color w:val="2B5797"/>
           <w:sz w:val="32"/>
           <w:szCs w:val="32"/>
         </w:rPr>
@@ -261,9 +264,9 @@
               <w:right w:val="single" w:color="CCCCCC" w:sz="1"/>
             </w:tcBorders>
             <w:tcMar>
-              <w:top w:type="dxa" w:w="60"/>
+              <w:top w:type="dxa" w:w="80"/>
               <w:left w:type="dxa" w:w="120"/>
-              <w:bottom w:type="dxa" w:w="60"/>
+              <w:bottom w:type="dxa" w:w="80"/>
               <w:right w:type="dxa" w:w="120"/>
             </w:tcMar>
           </w:tcPr>
@@ -290,20 +293,213 @@
               <w:right w:val="single" w:color="CCCCCC" w:sz="1"/>
             </w:tcBorders>
             <w:tcMar>
-              <w:top w:type="dxa" w:w="60"/>
+              <w:top w:type="dxa" w:w="80"/>
               <w:left w:type="dxa" w:w="120"/>
-              <w:bottom w:type="dxa" w:w="60"/>
+              <w:bottom w:type="dxa" w:w="80"/>
               <w:right w:type="dxa" w:w="120"/>
             </w:tcMar>
           </w:tcPr>
           <w:p>
-            <w:r>
-              <w:rPr>
-                <w:rFonts w:ascii="Arial" w:cs="Arial" w:eastAsia="Arial" w:hAnsi="Arial"/>
-                <w:sz w:val="20"/>
-                <w:szCs w:val="20"/>
+            <w:pPr>
+              <w:spacing w:after="80" w:before="80"/>
+            </w:pPr>
+            <w:r>
+              <w:rPr>
+                <w:rFonts w:ascii="Arial" w:cs="Arial" w:eastAsia="Arial" w:hAnsi="Arial"/>
+                <w:b/>
+                <w:bCs/>
+                <w:i w:val="false"/>
+                <w:iCs w:val="false"/>
+                <w:color w:val="000000"/>
+                <w:sz w:val="22"/>
+                <w:szCs w:val="22"/>
               </w:rPr>
               <w:t xml:space="preserve">Bell Ringer / Review</w:t>
+            </w:r>
+            <w:r>
+              <w:rPr>
+                <w:rFonts w:ascii="Arial" w:cs="Arial" w:eastAsia="Arial" w:hAnsi="Arial"/>
+                <w:sz w:val="20"/>
+                <w:szCs w:val="20"/>
+              </w:rPr>
+              <w:br/>
+              <w:t xml:space="preserve"/>
+            </w:r>
+            <w:r>
+              <w:rPr>
+                <w:rFonts w:ascii="Arial" w:cs="Arial" w:eastAsia="Arial" w:hAnsi="Arial"/>
+                <w:sz w:val="20"/>
+                <w:szCs w:val="20"/>
+              </w:rPr>
+              <w:br/>
+              <w:t xml:space="preserve"/>
+            </w:r>
+            <w:r>
+              <w:rPr>
+                <w:rFonts w:ascii="Arial" w:cs="Arial" w:eastAsia="Arial" w:hAnsi="Arial"/>
+                <w:b/>
+                <w:bCs/>
+                <w:i w:val="false"/>
+                <w:iCs w:val="false"/>
+                <w:color w:val="000000"/>
+                <w:sz w:val="20"/>
+                <w:szCs w:val="20"/>
+              </w:rPr>
+              <w:t xml:space="preserve">Quick Write </w:t>
+            </w:r>
+            <w:r>
+              <w:rPr>
+                <w:rFonts w:ascii="Arial" w:cs="Arial" w:eastAsia="Arial" w:hAnsi="Arial"/>
+                <w:b w:val="false"/>
+                <w:bCs w:val="false"/>
+                <w:i w:val="false"/>
+                <w:iCs w:val="false"/>
+                <w:color w:val="000000"/>
+                <w:sz w:val="20"/>
+                <w:szCs w:val="20"/>
+              </w:rPr>
+              <w:t xml:space="preserve">(3 min — written or verbal):</w:t>
+            </w:r>
+            <w:r>
+              <w:rPr>
+                <w:rFonts w:ascii="Arial" w:cs="Arial" w:eastAsia="Arial" w:hAnsi="Arial"/>
+                <w:sz w:val="20"/>
+                <w:szCs w:val="20"/>
+              </w:rPr>
+              <w:br/>
+              <w:t xml:space="preserve"/>
+            </w:r>
+            <w:r>
+              <w:rPr>
+                <w:rFonts w:ascii="Arial" w:cs="Arial" w:eastAsia="Arial" w:hAnsi="Arial"/>
+                <w:b w:val="false"/>
+                <w:bCs w:val="false"/>
+                <w:i w:val="false"/>
+                <w:iCs w:val="false"/>
+                <w:color w:val="000000"/>
+                <w:sz w:val="20"/>
+                <w:szCs w:val="20"/>
+              </w:rPr>
+              <w:t xml:space="preserve">    In your own words: Understand short-circuit evaluation and use truthy/falsy values in conditionals?</w:t>
+            </w:r>
+            <w:r>
+              <w:rPr>
+                <w:rFonts w:ascii="Arial" w:cs="Arial" w:eastAsia="Arial" w:hAnsi="Arial"/>
+                <w:sz w:val="20"/>
+                <w:szCs w:val="20"/>
+              </w:rPr>
+              <w:br/>
+              <w:t xml:space="preserve"/>
+            </w:r>
+            <w:r>
+              <w:rPr>
+                <w:rFonts w:ascii="Arial" w:cs="Arial" w:eastAsia="Arial" w:hAnsi="Arial"/>
+                <w:sz w:val="20"/>
+                <w:szCs w:val="20"/>
+              </w:rPr>
+              <w:br/>
+              <w:t xml:space="preserve"/>
+            </w:r>
+            <w:r>
+              <w:rPr>
+                <w:rFonts w:ascii="Arial" w:cs="Arial" w:eastAsia="Arial" w:hAnsi="Arial"/>
+                <w:b/>
+                <w:bCs/>
+                <w:i w:val="false"/>
+                <w:iCs w:val="false"/>
+                <w:color w:val="000000"/>
+                <w:sz w:val="20"/>
+                <w:szCs w:val="20"/>
+              </w:rPr>
+              <w:t xml:space="preserve">Vocabulary Preview — </w:t>
+            </w:r>
+            <w:r>
+              <w:rPr>
+                <w:rFonts w:ascii="Arial" w:cs="Arial" w:eastAsia="Arial" w:hAnsi="Arial"/>
+                <w:b w:val="false"/>
+                <w:bCs w:val="false"/>
+                <w:i w:val="false"/>
+                <w:iCs w:val="false"/>
+                <w:color w:val="000000"/>
+                <w:sz w:val="20"/>
+                <w:szCs w:val="20"/>
+              </w:rPr>
+              <w:t xml:space="preserve">terms we'll use today:</w:t>
+            </w:r>
+            <w:r>
+              <w:rPr>
+                <w:rFonts w:ascii="Arial" w:cs="Arial" w:eastAsia="Arial" w:hAnsi="Arial"/>
+                <w:sz w:val="20"/>
+                <w:szCs w:val="20"/>
+              </w:rPr>
+              <w:br/>
+              <w:t xml:space="preserve"/>
+            </w:r>
+            <w:r>
+              <w:rPr>
+                <w:rFonts w:ascii="Arial" w:cs="Arial" w:eastAsia="Arial" w:hAnsi="Arial"/>
+                <w:b w:val="false"/>
+                <w:bCs w:val="false"/>
+                <w:i w:val="false"/>
+                <w:iCs w:val="false"/>
+                <w:color w:val="000000"/>
+                <w:sz w:val="20"/>
+                <w:szCs w:val="20"/>
+              </w:rPr>
+              <w:t xml:space="preserve">    • With `and`   •   With `or`   •   Benefit   •   Falsy values   •   Truthy values</w:t>
+            </w:r>
+            <w:r>
+              <w:rPr>
+                <w:rFonts w:ascii="Arial" w:cs="Arial" w:eastAsia="Arial" w:hAnsi="Arial"/>
+                <w:sz w:val="20"/>
+                <w:szCs w:val="20"/>
+              </w:rPr>
+              <w:br/>
+              <w:t xml:space="preserve"/>
+            </w:r>
+            <w:r>
+              <w:rPr>
+                <w:rFonts w:ascii="Arial" w:cs="Arial" w:eastAsia="Arial" w:hAnsi="Arial"/>
+                <w:sz w:val="20"/>
+                <w:szCs w:val="20"/>
+              </w:rPr>
+              <w:br/>
+              <w:t xml:space="preserve"/>
+            </w:r>
+            <w:r>
+              <w:rPr>
+                <w:rFonts w:ascii="Arial" w:cs="Arial" w:eastAsia="Arial" w:hAnsi="Arial"/>
+                <w:b w:val="false"/>
+                <w:bCs w:val="false"/>
+                <w:i/>
+                <w:iCs/>
+                <w:color w:val="444444"/>
+                <w:sz w:val="20"/>
+                <w:szCs w:val="20"/>
+              </w:rPr>
+              <w:t xml:space="preserve">Today's Goal: By the end of class you will be able to understand short-circuit evaluation and use truthy/falsy values in conditionals.</w:t>
+            </w:r>
+            <w:r>
+              <w:rPr>
+                <w:rFonts w:ascii="Arial" w:cs="Arial" w:eastAsia="Arial" w:hAnsi="Arial"/>
+                <w:sz w:val="20"/>
+                <w:szCs w:val="20"/>
+              </w:rPr>
+              <w:br/>
+              <w:t xml:space="preserve"/>
+            </w:r>
+            <w:r>
+              <w:rPr>
+                <w:rFonts w:ascii="Arial" w:cs="Arial" w:eastAsia="Arial" w:hAnsi="Arial"/>
+                <w:b w:val="false"/>
+                <w:bCs w:val="false"/>
+                <w:i/>
+                <w:iCs/>
+                <w:color w:val="555555"/>
+                <w:sz w:val="20"/>
+                <w:szCs w:val="20"/>
+              </w:rPr>
+              <w:t xml:space="preserve">→ Pair-share your response, then 2–3 students share with the class.</w:t>
             </w:r>
           </w:p>
         </w:tc>
@@ -319,9 +515,9 @@
               <w:right w:val="single" w:color="CCCCCC" w:sz="1"/>
             </w:tcBorders>
             <w:tcMar>
-              <w:top w:type="dxa" w:w="60"/>
+              <w:top w:type="dxa" w:w="80"/>
               <w:left w:type="dxa" w:w="120"/>
-              <w:bottom w:type="dxa" w:w="60"/>
+              <w:bottom w:type="dxa" w:w="80"/>
               <w:right w:type="dxa" w:w="120"/>
             </w:tcMar>
           </w:tcPr>
@@ -348,20 +544,468 @@
               <w:right w:val="single" w:color="CCCCCC" w:sz="1"/>
             </w:tcBorders>
             <w:tcMar>
-              <w:top w:type="dxa" w:w="60"/>
+              <w:top w:type="dxa" w:w="80"/>
               <w:left w:type="dxa" w:w="120"/>
-              <w:bottom w:type="dxa" w:w="60"/>
+              <w:bottom w:type="dxa" w:w="80"/>
               <w:right w:type="dxa" w:w="120"/>
             </w:tcMar>
           </w:tcPr>
           <w:p>
-            <w:r>
-              <w:rPr>
-                <w:rFonts w:ascii="Arial" w:cs="Arial" w:eastAsia="Arial" w:hAnsi="Arial"/>
-                <w:sz w:val="20"/>
-                <w:szCs w:val="20"/>
-              </w:rPr>
-              <w:t xml:space="preserve">Mini Lesson: Short-Circuit Evaluation &amp; Truthy/Falsy Values</w:t>
+            <w:pPr>
+              <w:spacing w:after="80" w:before="80"/>
+            </w:pPr>
+            <w:r>
+              <w:rPr>
+                <w:rFonts w:ascii="Arial" w:cs="Arial" w:eastAsia="Arial" w:hAnsi="Arial"/>
+                <w:b/>
+                <w:bCs/>
+                <w:i w:val="false"/>
+                <w:iCs w:val="false"/>
+                <w:color w:val="000000"/>
+                <w:sz w:val="22"/>
+                <w:szCs w:val="22"/>
+              </w:rPr>
+              <w:t xml:space="preserve">Mini Lesson: </w:t>
+            </w:r>
+            <w:r>
+              <w:rPr>
+                <w:rFonts w:ascii="Arial" w:cs="Arial" w:eastAsia="Arial" w:hAnsi="Arial"/>
+                <w:b w:val="false"/>
+                <w:bCs w:val="false"/>
+                <w:i w:val="false"/>
+                <w:iCs w:val="false"/>
+                <w:color w:val="000000"/>
+                <w:sz w:val="22"/>
+                <w:szCs w:val="22"/>
+              </w:rPr>
+              <w:t xml:space="preserve">Short-Circuit Evaluation &amp; Truthy/Falsy Values</w:t>
+            </w:r>
+            <w:r>
+              <w:rPr>
+                <w:rFonts w:ascii="Arial" w:cs="Arial" w:eastAsia="Arial" w:hAnsi="Arial"/>
+                <w:sz w:val="20"/>
+                <w:szCs w:val="20"/>
+              </w:rPr>
+              <w:br/>
+              <w:t xml:space="preserve"/>
+            </w:r>
+            <w:r>
+              <w:rPr>
+                <w:rFonts w:ascii="Arial" w:cs="Arial" w:eastAsia="Arial" w:hAnsi="Arial"/>
+                <w:sz w:val="20"/>
+                <w:szCs w:val="20"/>
+              </w:rPr>
+              <w:br/>
+              <w:t xml:space="preserve"/>
+            </w:r>
+            <w:r>
+              <w:rPr>
+                <w:rFonts w:ascii="Arial" w:cs="Arial" w:eastAsia="Arial" w:hAnsi="Arial"/>
+                <w:b/>
+                <w:bCs/>
+                <w:i/>
+                <w:iCs/>
+                <w:color w:val="000000"/>
+                <w:sz w:val="20"/>
+                <w:szCs w:val="20"/>
+              </w:rPr>
+              <w:t xml:space="preserve">Learning Target: </w:t>
+            </w:r>
+            <w:r>
+              <w:rPr>
+                <w:rFonts w:ascii="Arial" w:cs="Arial" w:eastAsia="Arial" w:hAnsi="Arial"/>
+                <w:b w:val="false"/>
+                <w:bCs w:val="false"/>
+                <w:i/>
+                <w:iCs/>
+                <w:color w:val="333333"/>
+                <w:sz w:val="20"/>
+                <w:szCs w:val="20"/>
+              </w:rPr>
+              <w:t xml:space="preserve">I can understand short-circuit evaluation and use truthy/falsy values in conditionals.</w:t>
+            </w:r>
+            <w:r>
+              <w:rPr>
+                <w:rFonts w:ascii="Arial" w:cs="Arial" w:eastAsia="Arial" w:hAnsi="Arial"/>
+                <w:sz w:val="20"/>
+                <w:szCs w:val="20"/>
+              </w:rPr>
+              <w:br/>
+              <w:t xml:space="preserve"/>
+            </w:r>
+            <w:r>
+              <w:rPr>
+                <w:rFonts w:ascii="Arial" w:cs="Arial" w:eastAsia="Arial" w:hAnsi="Arial"/>
+                <w:sz w:val="20"/>
+                <w:szCs w:val="20"/>
+              </w:rPr>
+              <w:br/>
+              <w:t xml:space="preserve"/>
+            </w:r>
+            <w:r>
+              <w:rPr>
+                <w:rFonts w:ascii="Arial" w:cs="Arial" w:eastAsia="Arial" w:hAnsi="Arial"/>
+                <w:b w:val="false"/>
+                <w:bCs w:val="false"/>
+                <w:i w:val="false"/>
+                <w:iCs w:val="false"/>
+                <w:color w:val="000000"/>
+                <w:sz w:val="20"/>
+                <w:szCs w:val="20"/>
+              </w:rPr>
+              <w:t xml:space="preserve">Python stops evaluating as soon as the result is determined:</w:t>
+            </w:r>
+            <w:r>
+              <w:rPr>
+                <w:rFonts w:ascii="Arial" w:cs="Arial" w:eastAsia="Arial" w:hAnsi="Arial"/>
+                <w:sz w:val="20"/>
+                <w:szCs w:val="20"/>
+              </w:rPr>
+              <w:br/>
+              <w:t xml:space="preserve"/>
+            </w:r>
+            <w:r>
+              <w:rPr>
+                <w:rFonts w:ascii="Arial" w:cs="Arial" w:eastAsia="Arial" w:hAnsi="Arial"/>
+                <w:b w:val="false"/>
+                <w:bCs w:val="false"/>
+                <w:i w:val="false"/>
+                <w:iCs w:val="false"/>
+                <w:color w:val="000000"/>
+                <w:sz w:val="20"/>
+                <w:szCs w:val="20"/>
+              </w:rPr>
+              <w:t xml:space="preserve">With and: If first condition is False, second is not checked (already False)</w:t>
+            </w:r>
+            <w:r>
+              <w:rPr>
+                <w:rFonts w:ascii="Arial" w:cs="Arial" w:eastAsia="Arial" w:hAnsi="Arial"/>
+                <w:sz w:val="20"/>
+                <w:szCs w:val="20"/>
+              </w:rPr>
+              <w:br/>
+              <w:t xml:space="preserve"/>
+            </w:r>
+            <w:r>
+              <w:rPr>
+                <w:rFonts w:ascii="Arial" w:cs="Arial" w:eastAsia="Arial" w:hAnsi="Arial"/>
+                <w:sz w:val="20"/>
+                <w:szCs w:val="20"/>
+              </w:rPr>
+              <w:br/>
+              <w:t xml:space="preserve"/>
+            </w:r>
+            <w:r>
+              <w:rPr>
+                <w:rFonts w:ascii="Arial" w:cs="Arial" w:eastAsia="Arial" w:hAnsi="Arial"/>
+                <w:b/>
+                <w:bCs/>
+                <w:i w:val="false"/>
+                <w:iCs w:val="false"/>
+                <w:color w:val="000000"/>
+                <w:sz w:val="20"/>
+                <w:szCs w:val="20"/>
+              </w:rPr>
+              <w:t xml:space="preserve">Key Concepts:</w:t>
+            </w:r>
+            <w:r>
+              <w:rPr>
+                <w:rFonts w:ascii="Arial" w:cs="Arial" w:eastAsia="Arial" w:hAnsi="Arial"/>
+                <w:sz w:val="20"/>
+                <w:szCs w:val="20"/>
+              </w:rPr>
+              <w:br/>
+              <w:t xml:space="preserve"/>
+            </w:r>
+            <w:r>
+              <w:rPr>
+                <w:rFonts w:ascii="Arial" w:cs="Arial" w:eastAsia="Arial" w:hAnsi="Arial"/>
+                <w:b w:val="false"/>
+                <w:bCs w:val="false"/>
+                <w:i w:val="false"/>
+                <w:iCs w:val="false"/>
+                <w:color w:val="000000"/>
+                <w:sz w:val="20"/>
+                <w:szCs w:val="20"/>
+              </w:rPr>
+              <w:t xml:space="preserve">    • False (the Boolean)</w:t>
+            </w:r>
+            <w:r>
+              <w:rPr>
+                <w:rFonts w:ascii="Arial" w:cs="Arial" w:eastAsia="Arial" w:hAnsi="Arial"/>
+                <w:sz w:val="20"/>
+                <w:szCs w:val="20"/>
+              </w:rPr>
+              <w:br/>
+              <w:t xml:space="preserve"/>
+            </w:r>
+            <w:r>
+              <w:rPr>
+                <w:rFonts w:ascii="Arial" w:cs="Arial" w:eastAsia="Arial" w:hAnsi="Arial"/>
+                <w:b w:val="false"/>
+                <w:bCs w:val="false"/>
+                <w:i w:val="false"/>
+                <w:iCs w:val="false"/>
+                <w:color w:val="000000"/>
+                <w:sz w:val="20"/>
+                <w:szCs w:val="20"/>
+              </w:rPr>
+              <w:t xml:space="preserve">    • 0 (zero)</w:t>
+            </w:r>
+            <w:r>
+              <w:rPr>
+                <w:rFonts w:ascii="Arial" w:cs="Arial" w:eastAsia="Arial" w:hAnsi="Arial"/>
+                <w:sz w:val="20"/>
+                <w:szCs w:val="20"/>
+              </w:rPr>
+              <w:br/>
+              <w:t xml:space="preserve"/>
+            </w:r>
+            <w:r>
+              <w:rPr>
+                <w:rFonts w:ascii="Arial" w:cs="Arial" w:eastAsia="Arial" w:hAnsi="Arial"/>
+                <w:b w:val="false"/>
+                <w:bCs w:val="false"/>
+                <w:i w:val="false"/>
+                <w:iCs w:val="false"/>
+                <w:color w:val="000000"/>
+                <w:sz w:val="20"/>
+                <w:szCs w:val="20"/>
+              </w:rPr>
+              <w:t xml:space="preserve">    • 0.0 (zero float)</w:t>
+            </w:r>
+            <w:r>
+              <w:rPr>
+                <w:rFonts w:ascii="Arial" w:cs="Arial" w:eastAsia="Arial" w:hAnsi="Arial"/>
+                <w:sz w:val="20"/>
+                <w:szCs w:val="20"/>
+              </w:rPr>
+              <w:br/>
+              <w:t xml:space="preserve"/>
+            </w:r>
+            <w:r>
+              <w:rPr>
+                <w:rFonts w:ascii="Arial" w:cs="Arial" w:eastAsia="Arial" w:hAnsi="Arial"/>
+                <w:b w:val="false"/>
+                <w:bCs w:val="false"/>
+                <w:i w:val="false"/>
+                <w:iCs w:val="false"/>
+                <w:color w:val="000000"/>
+                <w:sz w:val="20"/>
+                <w:szCs w:val="20"/>
+              </w:rPr>
+              <w:t xml:space="preserve">    • "" (empty string)</w:t>
+            </w:r>
+            <w:r>
+              <w:rPr>
+                <w:rFonts w:ascii="Arial" w:cs="Arial" w:eastAsia="Arial" w:hAnsi="Arial"/>
+                <w:sz w:val="20"/>
+                <w:szCs w:val="20"/>
+              </w:rPr>
+              <w:br/>
+              <w:t xml:space="preserve"/>
+            </w:r>
+            <w:r>
+              <w:rPr>
+                <w:rFonts w:ascii="Arial" w:cs="Arial" w:eastAsia="Arial" w:hAnsi="Arial"/>
+                <w:b w:val="false"/>
+                <w:bCs w:val="false"/>
+                <w:i w:val="false"/>
+                <w:iCs w:val="false"/>
+                <w:color w:val="000000"/>
+                <w:sz w:val="20"/>
+                <w:szCs w:val="20"/>
+              </w:rPr>
+              <w:t xml:space="preserve">    • [] (empty list)</w:t>
+            </w:r>
+            <w:r>
+              <w:rPr>
+                <w:rFonts w:ascii="Arial" w:cs="Arial" w:eastAsia="Arial" w:hAnsi="Arial"/>
+                <w:sz w:val="20"/>
+                <w:szCs w:val="20"/>
+              </w:rPr>
+              <w:br/>
+              <w:t xml:space="preserve"/>
+            </w:r>
+            <w:r>
+              <w:rPr>
+                <w:rFonts w:ascii="Arial" w:cs="Arial" w:eastAsia="Arial" w:hAnsi="Arial"/>
+                <w:b w:val="false"/>
+                <w:bCs w:val="false"/>
+                <w:i w:val="false"/>
+                <w:iCs w:val="false"/>
+                <w:color w:val="000000"/>
+                <w:sz w:val="20"/>
+                <w:szCs w:val="20"/>
+              </w:rPr>
+              <w:t xml:space="preserve">    • None (no value)</w:t>
+            </w:r>
+            <w:r>
+              <w:rPr>
+                <w:rFonts w:ascii="Arial" w:cs="Arial" w:eastAsia="Arial" w:hAnsi="Arial"/>
+                <w:sz w:val="20"/>
+                <w:szCs w:val="20"/>
+              </w:rPr>
+              <w:br/>
+              <w:t xml:space="preserve"/>
+            </w:r>
+            <w:r>
+              <w:rPr>
+                <w:rFonts w:ascii="Arial" w:cs="Arial" w:eastAsia="Arial" w:hAnsi="Arial"/>
+                <w:b w:val="false"/>
+                <w:bCs w:val="false"/>
+                <w:i w:val="false"/>
+                <w:iCs w:val="false"/>
+                <w:color w:val="000000"/>
+                <w:sz w:val="20"/>
+                <w:szCs w:val="20"/>
+              </w:rPr>
+              <w:t xml:space="preserve">    • True (the Boolean)</w:t>
+            </w:r>
+            <w:r>
+              <w:rPr>
+                <w:rFonts w:ascii="Arial" w:cs="Arial" w:eastAsia="Arial" w:hAnsi="Arial"/>
+                <w:sz w:val="20"/>
+                <w:szCs w:val="20"/>
+              </w:rPr>
+              <w:br/>
+              <w:t xml:space="preserve"/>
+            </w:r>
+            <w:r>
+              <w:rPr>
+                <w:rFonts w:ascii="Arial" w:cs="Arial" w:eastAsia="Arial" w:hAnsi="Arial"/>
+                <w:b w:val="false"/>
+                <w:bCs w:val="false"/>
+                <w:i w:val="false"/>
+                <w:iCs w:val="false"/>
+                <w:color w:val="000000"/>
+                <w:sz w:val="20"/>
+                <w:szCs w:val="20"/>
+              </w:rPr>
+              <w:t xml:space="preserve">    • Any non-zero number (1, -5, 3.14, etc.)</w:t>
+            </w:r>
+            <w:r>
+              <w:rPr>
+                <w:rFonts w:ascii="Arial" w:cs="Arial" w:eastAsia="Arial" w:hAnsi="Arial"/>
+                <w:sz w:val="20"/>
+                <w:szCs w:val="20"/>
+              </w:rPr>
+              <w:br/>
+              <w:t xml:space="preserve"/>
+            </w:r>
+            <w:r>
+              <w:rPr>
+                <w:rFonts w:ascii="Arial" w:cs="Arial" w:eastAsia="Arial" w:hAnsi="Arial"/>
+                <w:sz w:val="20"/>
+                <w:szCs w:val="20"/>
+              </w:rPr>
+              <w:br/>
+              <w:t xml:space="preserve"/>
+            </w:r>
+            <w:r>
+              <w:rPr>
+                <w:rFonts w:ascii="Arial" w:cs="Arial" w:eastAsia="Arial" w:hAnsi="Arial"/>
+                <w:b/>
+                <w:bCs/>
+                <w:i w:val="false"/>
+                <w:iCs w:val="false"/>
+                <w:color w:val="000000"/>
+                <w:sz w:val="20"/>
+                <w:szCs w:val="20"/>
+              </w:rPr>
+              <w:t xml:space="preserve">Vocabulary: </w:t>
+            </w:r>
+            <w:r>
+              <w:rPr>
+                <w:rFonts w:ascii="Arial" w:cs="Arial" w:eastAsia="Arial" w:hAnsi="Arial"/>
+                <w:b w:val="false"/>
+                <w:bCs w:val="false"/>
+                <w:i w:val="false"/>
+                <w:iCs w:val="false"/>
+                <w:color w:val="000000"/>
+                <w:sz w:val="20"/>
+                <w:szCs w:val="20"/>
+              </w:rPr>
+              <w:t xml:space="preserve">With `and`, With `or`, Benefit, Falsy values, Truthy values</w:t>
+            </w:r>
+            <w:r>
+              <w:rPr>
+                <w:rFonts w:ascii="Arial" w:cs="Arial" w:eastAsia="Arial" w:hAnsi="Arial"/>
+                <w:sz w:val="20"/>
+                <w:szCs w:val="20"/>
+              </w:rPr>
+              <w:br/>
+              <w:t xml:space="preserve"/>
+            </w:r>
+            <w:r>
+              <w:rPr>
+                <w:rFonts w:ascii="Arial" w:cs="Arial" w:eastAsia="Arial" w:hAnsi="Arial"/>
+                <w:sz w:val="20"/>
+                <w:szCs w:val="20"/>
+              </w:rPr>
+              <w:br/>
+              <w:t xml:space="preserve"/>
+            </w:r>
+            <w:r>
+              <w:rPr>
+                <w:rFonts w:ascii="Arial" w:cs="Arial" w:eastAsia="Arial" w:hAnsi="Arial"/>
+                <w:b/>
+                <w:bCs/>
+                <w:i/>
+                <w:iCs/>
+                <w:color w:val="555555"/>
+                <w:sz w:val="20"/>
+                <w:szCs w:val="20"/>
+              </w:rPr>
+              <w:t xml:space="preserve">→ Live Demo — </w:t>
+            </w:r>
+            <w:r>
+              <w:rPr>
+                <w:rFonts w:ascii="Arial" w:cs="Arial" w:eastAsia="Arial" w:hAnsi="Arial"/>
+                <w:b w:val="false"/>
+                <w:bCs w:val="false"/>
+                <w:i/>
+                <w:iCs/>
+                <w:color w:val="555555"/>
+                <w:sz w:val="20"/>
+                <w:szCs w:val="20"/>
+              </w:rPr>
+              <w:t xml:space="preserve">type examples as students follow along in their own editor.</w:t>
+            </w:r>
+            <w:r>
+              <w:rPr>
+                <w:rFonts w:ascii="Arial" w:cs="Arial" w:eastAsia="Arial" w:hAnsi="Arial"/>
+                <w:sz w:val="20"/>
+                <w:szCs w:val="20"/>
+              </w:rPr>
+              <w:br/>
+              <w:t xml:space="preserve"/>
+            </w:r>
+            <w:r>
+              <w:rPr>
+                <w:rFonts w:ascii="Arial" w:cs="Arial" w:eastAsia="Arial" w:hAnsi="Arial"/>
+                <w:b/>
+                <w:bCs/>
+                <w:i/>
+                <w:iCs/>
+                <w:color w:val="555555"/>
+                <w:sz w:val="20"/>
+                <w:szCs w:val="20"/>
+              </w:rPr>
+              <w:t xml:space="preserve">→ Check for Understanding: </w:t>
+            </w:r>
+            <w:r>
+              <w:rPr>
+                <w:rFonts w:ascii="Arial" w:cs="Arial" w:eastAsia="Arial" w:hAnsi="Arial"/>
+                <w:b w:val="false"/>
+                <w:bCs w:val="false"/>
+                <w:i/>
+                <w:iCs/>
+                <w:color w:val="555555"/>
+                <w:sz w:val="20"/>
+                <w:szCs w:val="20"/>
+              </w:rPr>
+              <w:t xml:space="preserve">pause and cold-call: “Can someone explain what we just did in their own words?”</w:t>
             </w:r>
           </w:p>
         </w:tc>
@@ -377,9 +1021,9 @@
               <w:right w:val="single" w:color="CCCCCC" w:sz="1"/>
             </w:tcBorders>
             <w:tcMar>
-              <w:top w:type="dxa" w:w="60"/>
+              <w:top w:type="dxa" w:w="80"/>
               <w:left w:type="dxa" w:w="120"/>
-              <w:bottom w:type="dxa" w:w="60"/>
+              <w:bottom w:type="dxa" w:w="80"/>
               <w:right w:type="dxa" w:w="120"/>
             </w:tcMar>
           </w:tcPr>
@@ -406,20 +1050,90 @@
               <w:right w:val="single" w:color="CCCCCC" w:sz="1"/>
             </w:tcBorders>
             <w:tcMar>
-              <w:top w:type="dxa" w:w="60"/>
+              <w:top w:type="dxa" w:w="80"/>
               <w:left w:type="dxa" w:w="120"/>
-              <w:bottom w:type="dxa" w:w="60"/>
+              <w:bottom w:type="dxa" w:w="80"/>
               <w:right w:type="dxa" w:w="120"/>
             </w:tcMar>
           </w:tcPr>
           <w:p>
-            <w:r>
-              <w:rPr>
-                <w:rFonts w:ascii="Arial" w:cs="Arial" w:eastAsia="Arial" w:hAnsi="Arial"/>
-                <w:sz w:val="20"/>
-                <w:szCs w:val="20"/>
+            <w:pPr>
+              <w:spacing w:after="80" w:before="80"/>
+            </w:pPr>
+            <w:r>
+              <w:rPr>
+                <w:rFonts w:ascii="Arial" w:cs="Arial" w:eastAsia="Arial" w:hAnsi="Arial"/>
+                <w:b/>
+                <w:bCs/>
+                <w:i w:val="false"/>
+                <w:iCs w:val="false"/>
+                <w:color w:val="000000"/>
+                <w:sz w:val="22"/>
+                <w:szCs w:val="22"/>
               </w:rPr>
               <w:t xml:space="preserve">Guided Practice</w:t>
+            </w:r>
+            <w:r>
+              <w:rPr>
+                <w:rFonts w:ascii="Arial" w:cs="Arial" w:eastAsia="Arial" w:hAnsi="Arial"/>
+                <w:sz w:val="20"/>
+                <w:szCs w:val="20"/>
+              </w:rPr>
+              <w:br/>
+              <w:t xml:space="preserve"/>
+            </w:r>
+            <w:r>
+              <w:rPr>
+                <w:rFonts w:ascii="Arial" w:cs="Arial" w:eastAsia="Arial" w:hAnsi="Arial"/>
+                <w:sz w:val="20"/>
+                <w:szCs w:val="20"/>
+              </w:rPr>
+              <w:br/>
+              <w:t xml:space="preserve"/>
+            </w:r>
+            <w:r>
+              <w:rPr>
+                <w:rFonts w:ascii="Arial" w:cs="Arial" w:eastAsia="Arial" w:hAnsi="Arial"/>
+                <w:b w:val="false"/>
+                <w:bCs w:val="false"/>
+                <w:i w:val="false"/>
+                <w:iCs w:val="false"/>
+                <w:color w:val="000000"/>
+                <w:sz w:val="20"/>
+                <w:szCs w:val="20"/>
+              </w:rPr>
+              <w:t xml:space="preserve">Activity 1: Identify Truthy/Falsy</w:t>
+            </w:r>
+            <w:r>
+              <w:rPr>
+                <w:rFonts w:ascii="Arial" w:cs="Arial" w:eastAsia="Arial" w:hAnsi="Arial"/>
+                <w:sz w:val="20"/>
+                <w:szCs w:val="20"/>
+              </w:rPr>
+              <w:br/>
+              <w:t xml:space="preserve"/>
+            </w:r>
+            <w:r>
+              <w:rPr>
+                <w:rFonts w:ascii="Arial" w:cs="Arial" w:eastAsia="Arial" w:hAnsi="Arial"/>
+                <w:sz w:val="20"/>
+                <w:szCs w:val="20"/>
+              </w:rPr>
+              <w:br/>
+              <w:t xml:space="preserve"/>
+            </w:r>
+            <w:r>
+              <w:rPr>
+                <w:rFonts w:ascii="Arial" w:cs="Arial" w:eastAsia="Arial" w:hAnsi="Arial"/>
+                <w:b w:val="false"/>
+                <w:bCs w:val="false"/>
+                <w:i/>
+                <w:iCs/>
+                <w:color w:val="555555"/>
+                <w:sz w:val="20"/>
+                <w:szCs w:val="20"/>
+              </w:rPr>
+              <w:t xml:space="preserve">→ Teacher models — students try alongside, then compare results.</w:t>
             </w:r>
           </w:p>
         </w:tc>
@@ -435,9 +1149,9 @@
               <w:right w:val="single" w:color="CCCCCC" w:sz="1"/>
             </w:tcBorders>
             <w:tcMar>
-              <w:top w:type="dxa" w:w="60"/>
+              <w:top w:type="dxa" w:w="80"/>
               <w:left w:type="dxa" w:w="120"/>
-              <w:bottom w:type="dxa" w:w="60"/>
+              <w:bottom w:type="dxa" w:w="80"/>
               <w:right w:type="dxa" w:w="120"/>
             </w:tcMar>
           </w:tcPr>
@@ -450,7 +1164,7 @@
                 <w:sz w:val="20"/>
                 <w:szCs w:val="20"/>
               </w:rPr>
-              <w:t xml:space="preserve">15-20 min</w:t>
+              <w:t xml:space="preserve">15–20 min</w:t>
             </w:r>
           </w:p>
         </w:tc>
@@ -464,20 +1178,164 @@
               <w:right w:val="single" w:color="CCCCCC" w:sz="1"/>
             </w:tcBorders>
             <w:tcMar>
-              <w:top w:type="dxa" w:w="60"/>
+              <w:top w:type="dxa" w:w="80"/>
               <w:left w:type="dxa" w:w="120"/>
-              <w:bottom w:type="dxa" w:w="60"/>
+              <w:bottom w:type="dxa" w:w="80"/>
               <w:right w:type="dxa" w:w="120"/>
             </w:tcMar>
           </w:tcPr>
           <w:p>
-            <w:r>
-              <w:rPr>
-                <w:rFonts w:ascii="Arial" w:cs="Arial" w:eastAsia="Arial" w:hAnsi="Arial"/>
-                <w:sz w:val="20"/>
-                <w:szCs w:val="20"/>
+            <w:pPr>
+              <w:spacing w:after="80" w:before="80"/>
+            </w:pPr>
+            <w:r>
+              <w:rPr>
+                <w:rFonts w:ascii="Arial" w:cs="Arial" w:eastAsia="Arial" w:hAnsi="Arial"/>
+                <w:b/>
+                <w:bCs/>
+                <w:i w:val="false"/>
+                <w:iCs w:val="false"/>
+                <w:color w:val="000000"/>
+                <w:sz w:val="22"/>
+                <w:szCs w:val="22"/>
               </w:rPr>
               <w:t xml:space="preserve">Independent Practice / Code Along</w:t>
+            </w:r>
+            <w:r>
+              <w:rPr>
+                <w:rFonts w:ascii="Arial" w:cs="Arial" w:eastAsia="Arial" w:hAnsi="Arial"/>
+                <w:sz w:val="20"/>
+                <w:szCs w:val="20"/>
+              </w:rPr>
+              <w:br/>
+              <w:t xml:space="preserve"/>
+            </w:r>
+            <w:r>
+              <w:rPr>
+                <w:rFonts w:ascii="Arial" w:cs="Arial" w:eastAsia="Arial" w:hAnsi="Arial"/>
+                <w:b/>
+                <w:bCs/>
+                <w:i w:val="false"/>
+                <w:iCs w:val="false"/>
+                <w:color w:val="000000"/>
+                <w:sz w:val="20"/>
+                <w:szCs w:val="20"/>
+              </w:rPr>
+              <w:t xml:space="preserve">    Beginner: </w:t>
+            </w:r>
+            <w:r>
+              <w:rPr>
+                <w:rFonts w:ascii="Arial" w:cs="Arial" w:eastAsia="Arial" w:hAnsi="Arial"/>
+                <w:b w:val="false"/>
+                <w:bCs w:val="false"/>
+                <w:i w:val="false"/>
+                <w:iCs w:val="false"/>
+                <w:color w:val="000000"/>
+                <w:sz w:val="20"/>
+                <w:szCs w:val="20"/>
+              </w:rPr>
+              <w:t xml:space="preserve">: Check if items is truthy (non-empty) first -</w:t>
+            </w:r>
+            <w:r>
+              <w:rPr>
+                <w:rFonts w:ascii="Arial" w:cs="Arial" w:eastAsia="Arial" w:hAnsi="Arial"/>
+                <w:sz w:val="20"/>
+                <w:szCs w:val="20"/>
+              </w:rPr>
+              <w:br/>
+              <w:t xml:space="preserve"/>
+            </w:r>
+            <w:r>
+              <w:rPr>
+                <w:rFonts w:ascii="Arial" w:cs="Arial" w:eastAsia="Arial" w:hAnsi="Arial"/>
+                <w:b/>
+                <w:bCs/>
+                <w:i w:val="false"/>
+                <w:iCs w:val="false"/>
+                <w:color w:val="000000"/>
+                <w:sz w:val="20"/>
+                <w:szCs w:val="20"/>
+              </w:rPr>
+              <w:t xml:space="preserve">    Intermediate: </w:t>
+            </w:r>
+            <w:r>
+              <w:rPr>
+                <w:rFonts w:ascii="Arial" w:cs="Arial" w:eastAsia="Arial" w:hAnsi="Arial"/>
+                <w:b w:val="false"/>
+                <w:bCs w:val="false"/>
+                <w:i w:val="false"/>
+                <w:iCs w:val="false"/>
+                <w:color w:val="000000"/>
+                <w:sz w:val="20"/>
+                <w:szCs w:val="20"/>
+              </w:rPr>
+              <w:t xml:space="preserve">: Use or operator: empty string is falsy -</w:t>
+            </w:r>
+            <w:r>
+              <w:rPr>
+                <w:rFonts w:ascii="Arial" w:cs="Arial" w:eastAsia="Arial" w:hAnsi="Arial"/>
+                <w:sz w:val="20"/>
+                <w:szCs w:val="20"/>
+              </w:rPr>
+              <w:br/>
+              <w:t xml:space="preserve"/>
+            </w:r>
+            <w:r>
+              <w:rPr>
+                <w:rFonts w:ascii="Arial" w:cs="Arial" w:eastAsia="Arial" w:hAnsi="Arial"/>
+                <w:b/>
+                <w:bCs/>
+                <w:i w:val="false"/>
+                <w:iCs w:val="false"/>
+                <w:color w:val="000000"/>
+                <w:sz w:val="20"/>
+                <w:szCs w:val="20"/>
+              </w:rPr>
+              <w:t xml:space="preserve">    Challenge: </w:t>
+            </w:r>
+            <w:r>
+              <w:rPr>
+                <w:rFonts w:ascii="Arial" w:cs="Arial" w:eastAsia="Arial" w:hAnsi="Arial"/>
+                <w:b w:val="false"/>
+                <w:bCs w:val="false"/>
+                <w:i w:val="false"/>
+                <w:iCs w:val="false"/>
+                <w:color w:val="000000"/>
+                <w:sz w:val="20"/>
+                <w:szCs w:val="20"/>
+              </w:rPr>
+              <w:t xml:space="preserve">: Check password first (non-empty), then length --- ## Sample Answers ### Problem 1 Example ### Problem 2 Example ### Problem 3 Example ---…</w:t>
+            </w:r>
+            <w:r>
+              <w:rPr>
+                <w:rFonts w:ascii="Arial" w:cs="Arial" w:eastAsia="Arial" w:hAnsi="Arial"/>
+                <w:sz w:val="20"/>
+                <w:szCs w:val="20"/>
+              </w:rPr>
+              <w:br/>
+              <w:t xml:space="preserve"/>
+            </w:r>
+            <w:r>
+              <w:rPr>
+                <w:rFonts w:ascii="Arial" w:cs="Arial" w:eastAsia="Arial" w:hAnsi="Arial"/>
+                <w:sz w:val="20"/>
+                <w:szCs w:val="20"/>
+              </w:rPr>
+              <w:br/>
+              <w:t xml:space="preserve"/>
+            </w:r>
+            <w:r>
+              <w:rPr>
+                <w:rFonts w:ascii="Arial" w:cs="Arial" w:eastAsia="Arial" w:hAnsi="Arial"/>
+                <w:b w:val="false"/>
+                <w:bCs w:val="false"/>
+                <w:i/>
+                <w:iCs/>
+                <w:color w:val="555555"/>
+                <w:sz w:val="20"/>
+                <w:szCs w:val="20"/>
+              </w:rPr>
+              <w:t xml:space="preserve">→ Teacher circulates — offer hints, check for understanding.</w:t>
             </w:r>
           </w:p>
         </w:tc>
@@ -493,9 +1351,9 @@
               <w:right w:val="single" w:color="CCCCCC" w:sz="1"/>
             </w:tcBorders>
             <w:tcMar>
-              <w:top w:type="dxa" w:w="60"/>
+              <w:top w:type="dxa" w:w="80"/>
               <w:left w:type="dxa" w:w="120"/>
-              <w:bottom w:type="dxa" w:w="60"/>
+              <w:bottom w:type="dxa" w:w="80"/>
               <w:right w:type="dxa" w:w="120"/>
             </w:tcMar>
           </w:tcPr>
@@ -522,20 +1380,90 @@
               <w:right w:val="single" w:color="CCCCCC" w:sz="1"/>
             </w:tcBorders>
             <w:tcMar>
-              <w:top w:type="dxa" w:w="60"/>
+              <w:top w:type="dxa" w:w="80"/>
               <w:left w:type="dxa" w:w="120"/>
-              <w:bottom w:type="dxa" w:w="60"/>
+              <w:bottom w:type="dxa" w:w="80"/>
               <w:right w:type="dxa" w:w="120"/>
             </w:tcMar>
           </w:tcPr>
           <w:p>
-            <w:r>
-              <w:rPr>
-                <w:rFonts w:ascii="Arial" w:cs="Arial" w:eastAsia="Arial" w:hAnsi="Arial"/>
-                <w:sz w:val="20"/>
-                <w:szCs w:val="20"/>
+            <w:pPr>
+              <w:spacing w:after="80" w:before="80"/>
+            </w:pPr>
+            <w:r>
+              <w:rPr>
+                <w:rFonts w:ascii="Arial" w:cs="Arial" w:eastAsia="Arial" w:hAnsi="Arial"/>
+                <w:b/>
+                <w:bCs/>
+                <w:i w:val="false"/>
+                <w:iCs w:val="false"/>
+                <w:color w:val="000000"/>
+                <w:sz w:val="22"/>
+                <w:szCs w:val="22"/>
               </w:rPr>
               <w:t xml:space="preserve">Exit Ticket / Wrap-Up</w:t>
+            </w:r>
+            <w:r>
+              <w:rPr>
+                <w:rFonts w:ascii="Arial" w:cs="Arial" w:eastAsia="Arial" w:hAnsi="Arial"/>
+                <w:sz w:val="20"/>
+                <w:szCs w:val="20"/>
+              </w:rPr>
+              <w:br/>
+              <w:t xml:space="preserve"/>
+            </w:r>
+            <w:r>
+              <w:rPr>
+                <w:rFonts w:ascii="Arial" w:cs="Arial" w:eastAsia="Arial" w:hAnsi="Arial"/>
+                <w:sz w:val="20"/>
+                <w:szCs w:val="20"/>
+              </w:rPr>
+              <w:br/>
+              <w:t xml:space="preserve"/>
+            </w:r>
+            <w:r>
+              <w:rPr>
+                <w:rFonts w:ascii="Arial" w:cs="Arial" w:eastAsia="Arial" w:hAnsi="Arial"/>
+                <w:b w:val="false"/>
+                <w:bCs w:val="false"/>
+                <w:i w:val="false"/>
+                <w:iCs w:val="false"/>
+                <w:color w:val="000000"/>
+                <w:sz w:val="20"/>
+                <w:szCs w:val="20"/>
+              </w:rPr>
+              <w:t xml:space="preserve">Quick Check: Understand short-circuit evaluation and use truthy/falsy values in conditionals?</w:t>
+            </w:r>
+            <w:r>
+              <w:rPr>
+                <w:rFonts w:ascii="Arial" w:cs="Arial" w:eastAsia="Arial" w:hAnsi="Arial"/>
+                <w:sz w:val="20"/>
+                <w:szCs w:val="20"/>
+              </w:rPr>
+              <w:br/>
+              <w:t xml:space="preserve"/>
+            </w:r>
+            <w:r>
+              <w:rPr>
+                <w:rFonts w:ascii="Arial" w:cs="Arial" w:eastAsia="Arial" w:hAnsi="Arial"/>
+                <w:sz w:val="20"/>
+                <w:szCs w:val="20"/>
+              </w:rPr>
+              <w:br/>
+              <w:t xml:space="preserve"/>
+            </w:r>
+            <w:r>
+              <w:rPr>
+                <w:rFonts w:ascii="Arial" w:cs="Arial" w:eastAsia="Arial" w:hAnsi="Arial"/>
+                <w:b w:val="false"/>
+                <w:bCs w:val="false"/>
+                <w:i/>
+                <w:iCs/>
+                <w:color w:val="555555"/>
+                <w:sz w:val="20"/>
+                <w:szCs w:val="20"/>
+              </w:rPr>
+              <w:t xml:space="preserve">→ 3–2–1: Name 3 things learned, 2 new vocab words, 1 question you still have.</w:t>
             </w:r>
           </w:p>
         </w:tc>
@@ -1077,19 +2005,6 @@
                 <w:sz w:val="18"/>
                 <w:szCs w:val="18"/>
               </w:rPr>
-              <w:t xml:space="preserve"># Short-circuit with and</w:t>
-            </w:r>
-          </w:p>
-          <w:p>
-            <w:pPr>
-              <w:spacing w:after="20"/>
-            </w:pPr>
-            <w:r>
-              <w:rPr>
-                <w:rFonts w:ascii="Courier New" w:cs="Courier New" w:eastAsia="Courier New" w:hAnsi="Courier New"/>
-                <w:sz w:val="18"/>
-                <w:szCs w:val="18"/>
-              </w:rPr>
               <w:t xml:space="preserve">password = ""</w:t>
             </w:r>
           </w:p>
@@ -1142,7 +2057,7 @@
                 <w:sz w:val="18"/>
                 <w:szCs w:val="18"/>
               </w:rPr>
-              <w:t xml:space="preserve"># Short-circuit with or</w:t>
+              <w:t xml:space="preserve"> </w:t>
             </w:r>
           </w:p>
           <w:p>
@@ -1168,19 +2083,6 @@
                 <w:sz w:val="18"/>
                 <w:szCs w:val="18"/>
               </w:rPr>
-              <w:t xml:space="preserve"># If input is empty string (falsy), use "Guest"</w:t>
-            </w:r>
-          </w:p>
-          <w:p>
-            <w:pPr>
-              <w:spacing w:after="20"/>
-            </w:pPr>
-            <w:r>
-              <w:rPr>
-                <w:rFonts w:ascii="Courier New" w:cs="Courier New" w:eastAsia="Courier New" w:hAnsi="Courier New"/>
-                <w:sz w:val="18"/>
-                <w:szCs w:val="18"/>
-              </w:rPr>
               <w:t xml:space="preserve"> </w:t>
             </w:r>
           </w:p>
@@ -1194,7 +2096,20 @@
                 <w:sz w:val="18"/>
                 <w:szCs w:val="18"/>
               </w:rPr>
-              <w:t xml:space="preserve"># Truthy values in conditionals</w:t>
+              <w:t xml:space="preserve"> </w:t>
+            </w:r>
+          </w:p>
+          <w:p>
+            <w:pPr>
+              <w:spacing w:after="20"/>
+            </w:pPr>
+            <w:r>
+              <w:rPr>
+                <w:rFonts w:ascii="Courier New" w:cs="Courier New" w:eastAsia="Courier New" w:hAnsi="Courier New"/>
+                <w:sz w:val="18"/>
+                <w:szCs w:val="18"/>
+              </w:rPr>
+              <w:t xml:space="preserve"> </w:t>
             </w:r>
           </w:p>
           <w:p>
@@ -1311,7 +2226,7 @@
                 <w:sz w:val="18"/>
                 <w:szCs w:val="18"/>
               </w:rPr>
-              <w:t xml:space="preserve"># Falsy values in conditionals</w:t>
+              <w:t xml:space="preserve"> </w:t>
             </w:r>
           </w:p>
           <w:p>
@@ -1428,7 +2343,7 @@
                 <w:sz w:val="18"/>
                 <w:szCs w:val="18"/>
               </w:rPr>
-              <w:t xml:space="preserve"># Using not with truthy/falsy</w:t>
+              <w:t xml:space="preserve"> </w:t>
             </w:r>
           </w:p>
           <w:p>
@@ -1480,7 +2395,7 @@
                 <w:sz w:val="18"/>
                 <w:szCs w:val="18"/>
               </w:rPr>
-              <w:t xml:space="preserve"># Checking if list is not empty</w:t>
+              <w:t xml:space="preserve"> </w:t>
             </w:r>
           </w:p>
           <w:p>
@@ -1545,7 +2460,7 @@
                 <w:sz w:val="18"/>
                 <w:szCs w:val="18"/>
               </w:rPr>
-              <w:t xml:space="preserve"># Short-circuit prevents index error</w:t>
+              <w:t xml:space="preserve"> </w:t>
             </w:r>
           </w:p>
           <w:p>
@@ -1610,7 +2525,7 @@
                 <w:sz w:val="18"/>
                 <w:szCs w:val="18"/>
               </w:rPr>
-              <w:t xml:space="preserve"># Real-world: Get user input with default</w:t>
+              <w:t xml:space="preserve"> </w:t>
             </w:r>
           </w:p>
           <w:p>
@@ -1675,7 +2590,7 @@
                 <w:sz w:val="18"/>
                 <w:szCs w:val="18"/>
               </w:rPr>
-              <w:t xml:space="preserve"># Checking if file was opened successfully</w:t>
+              <w:t xml:space="preserve"> </w:t>
             </w:r>
           </w:p>
           <w:p>
@@ -1766,7 +2681,7 @@
                 <w:sz w:val="18"/>
                 <w:szCs w:val="18"/>
               </w:rPr>
-              <w:t xml:space="preserve"># Testing multiple conditions safely</w:t>
+              <w:t xml:space="preserve"> </w:t>
             </w:r>
           </w:p>
           <w:p>
@@ -1831,7 +2746,7 @@
                 <w:sz w:val="18"/>
                 <w:szCs w:val="18"/>
               </w:rPr>
-              <w:t xml:space="preserve"># Common pattern: check if variable exists</w:t>
+              <w:t xml:space="preserve"> </w:t>
             </w:r>
           </w:p>
           <w:p>
@@ -2069,19 +2984,6 @@
                 <w:sz w:val="18"/>
                 <w:szCs w:val="18"/>
               </w:rPr>
-              <w:t xml:space="preserve"># Predict what prints:</w:t>
-            </w:r>
-          </w:p>
-          <w:p>
-            <w:pPr>
-              <w:spacing w:after="20"/>
-            </w:pPr>
-            <w:r>
-              <w:rPr>
-                <w:rFonts w:ascii="Courier New" w:cs="Courier New" w:eastAsia="Courier New" w:hAnsi="Courier New"/>
-                <w:sz w:val="18"/>
-                <w:szCs w:val="18"/>
-              </w:rPr>
               <w:t xml:space="preserve">x = 0</w:t>
             </w:r>
           </w:p>
@@ -2121,19 +3023,6 @@
                 <w:sz w:val="18"/>
                 <w:szCs w:val="18"/>
               </w:rPr>
-              <w:t xml:space="preserve"># Output: (nothing - x is falsy, so print never runs)</w:t>
-            </w:r>
-          </w:p>
-          <w:p>
-            <w:pPr>
-              <w:spacing w:after="20"/>
-            </w:pPr>
-            <w:r>
-              <w:rPr>
-                <w:rFonts w:ascii="Courier New" w:cs="Courier New" w:eastAsia="Courier New" w:hAnsi="Courier New"/>
-                <w:sz w:val="18"/>
-                <w:szCs w:val="18"/>
-              </w:rPr>
               <w:t xml:space="preserve"> </w:t>
             </w:r>
           </w:p>
@@ -2147,7 +3036,20 @@
                 <w:sz w:val="18"/>
                 <w:szCs w:val="18"/>
               </w:rPr>
-              <w:t xml:space="preserve"># What about this?</w:t>
+              <w:t xml:space="preserve"> </w:t>
+            </w:r>
+          </w:p>
+          <w:p>
+            <w:pPr>
+              <w:spacing w:after="20"/>
+            </w:pPr>
+            <w:r>
+              <w:rPr>
+                <w:rFonts w:ascii="Courier New" w:cs="Courier New" w:eastAsia="Courier New" w:hAnsi="Courier New"/>
+                <w:sz w:val="18"/>
+                <w:szCs w:val="18"/>
+              </w:rPr>
+              <w:t xml:space="preserve"> </w:t>
             </w:r>
           </w:p>
           <w:p>
@@ -2187,19 +3089,6 @@
                 <w:szCs w:val="18"/>
               </w:rPr>
               <w:t xml:space="preserve">    print("B")</w:t>
-            </w:r>
-          </w:p>
-          <w:p>
-            <w:pPr>
-              <w:spacing w:after="20"/>
-            </w:pPr>
-            <w:r>
-              <w:rPr>
-                <w:rFonts w:ascii="Courier New" w:cs="Courier New" w:eastAsia="Courier New" w:hAnsi="Courier New"/>
-                <w:sz w:val="18"/>
-                <w:szCs w:val="18"/>
-              </w:rPr>
-              <w:t xml:space="preserve"># Output: B (x is truthy, so print never checked)</w:t>
             </w:r>
           </w:p>
         </w:tc>
@@ -2266,7 +3155,7 @@
                 <w:sz w:val="18"/>
                 <w:szCs w:val="18"/>
               </w:rPr>
-              <w:t xml:space="preserve"># Check if list has items AND first item &gt; 5</w:t>
+              <w:t xml:space="preserve"> </w:t>
             </w:r>
           </w:p>
           <w:p>
@@ -2385,7 +3274,7 @@
                 <w:sz w:val="18"/>
                 <w:szCs w:val="18"/>
               </w:rPr>
-              <w:t xml:space="preserve"># If empty, use "Guest"; otherwise use input</w:t>
+              <w:t xml:space="preserve"> </w:t>
             </w:r>
           </w:p>
           <w:p>
@@ -2517,7 +3406,7 @@
                 <w:sz w:val="18"/>
                 <w:szCs w:val="18"/>
               </w:rPr>
-              <w:t xml:space="preserve"># Should check: password is not empty AND length &gt;= 8</w:t>
+              <w:t xml:space="preserve"> </w:t>
             </w:r>
           </w:p>
           <w:p>

--- a/Coding 1 - year/Unit 3 - Conditionals/Daily Lesson Plans/Word/Day 58.docx
+++ b/Coding 1 - year/Unit 3 - Conditionals/Daily Lesson Plans/Word/Day 58.docx
@@ -380,7 +380,7 @@
                 <w:sz w:val="20"/>
                 <w:szCs w:val="20"/>
               </w:rPr>
-              <w:t xml:space="preserve">    In your own words: Understand short-circuit evaluation and use truthy/falsy values in conditionals?</w:t>
+              <w:t xml:space="preserve">    Rate your current confidence with short-circuit evaluation and use truthy/falsy values in conditionals from 1-5. What's one specific question you have about it?</w:t>
             </w:r>
             <w:r>
               <w:rPr>
@@ -477,7 +477,7 @@
                 <w:sz w:val="20"/>
                 <w:szCs w:val="20"/>
               </w:rPr>
-              <w:t xml:space="preserve">Today's Goal: By the end of class you will be able to understand short-circuit evaluation and use truthy/falsy values in conditionals.</w:t>
+              <w:t xml:space="preserve">Today’s Goal: By the end of class you will be able to understand short-circuit evaluation and use truthy/falsy values in conditionals.</w:t>
             </w:r>
             <w:r>
               <w:rPr>
@@ -1432,7 +1432,7 @@
                 <w:sz w:val="20"/>
                 <w:szCs w:val="20"/>
               </w:rPr>
-              <w:t xml:space="preserve">Quick Check: Understand short-circuit evaluation and use truthy/falsy values in conditionals?</w:t>
+              <w:t xml:space="preserve">Rate your confidence with short-circuit evaluation and use truthy/falsy values in conditionals now (1-5). What's one thing that became clearer today?</w:t>
             </w:r>
             <w:r>
               <w:rPr>

--- a/Coding 1 - year/Unit 3 - Conditionals/Daily Lesson Plans/Word/Day 58.docx
+++ b/Coding 1 - year/Unit 3 - Conditionals/Daily Lesson Plans/Word/Day 58.docx
@@ -1234,7 +1234,7 @@
                 <w:sz w:val="20"/>
                 <w:szCs w:val="20"/>
               </w:rPr>
-              <w:t xml:space="preserve">: Check if items is truthy (non-empty) first -</w:t>
+              <w:t xml:space="preserve">Check if a list has items without getting an IndexError:</w:t>
             </w:r>
             <w:r>
               <w:rPr>
@@ -1269,7 +1269,7 @@
                 <w:sz w:val="20"/>
                 <w:szCs w:val="20"/>
               </w:rPr>
-              <w:t xml:space="preserve">: Use or operator: empty string is falsy -</w:t>
+              <w:t xml:space="preserve">Get user input with a default value:</w:t>
             </w:r>
             <w:r>
               <w:rPr>
@@ -1304,7 +1304,7 @@
                 <w:sz w:val="20"/>
                 <w:szCs w:val="20"/>
               </w:rPr>
-              <w:t xml:space="preserve">: Check password first (non-empty), then length --- ## Sample Answers ### Problem 1 Example ### Problem 2 Example ### Problem 3 Example ---…</w:t>
+              <w:t xml:space="preserve">Check if password is valid (non-empty and &gt;= 8 chars) without redundant checks:</w:t>
             </w:r>
             <w:r>
               <w:rPr>
@@ -1802,6 +1802,19 @@
           <w:szCs w:val="20"/>
         </w:rPr>
         <w:t xml:space="preserve">Any non-empty list, dict, etc.</w:t>
+      </w:r>
+    </w:p>
+    <w:p>
+      <w:pPr>
+        <w:spacing w:after="60"/>
+      </w:pPr>
+      <w:r>
+        <w:rPr>
+          <w:rFonts w:ascii="Arial" w:cs="Arial" w:eastAsia="Arial" w:hAnsi="Arial"/>
+          <w:sz w:val="20"/>
+          <w:szCs w:val="20"/>
+        </w:rPr>
+        <w:t xml:space="preserve">Short-circuit evaluation saves time and prevents errors. Truthy/falsy values make conditionals more concise. Understanding these patterns makes you write more Pythonic code!</w:t>
       </w:r>
     </w:p>
     <w:p>
@@ -4051,7 +4064,7 @@
           <w:sz w:val="20"/>
           <w:szCs w:val="20"/>
         </w:rPr>
-        <w:t xml:space="preserve">: Check if items is truthy (non-empty) first -</w:t>
+        <w:t xml:space="preserve">Check if a list has items without getting an IndexError:</w:t>
       </w:r>
     </w:p>
     <w:p>
@@ -4074,7 +4087,7 @@
           <w:sz w:val="20"/>
           <w:szCs w:val="20"/>
         </w:rPr>
-        <w:t xml:space="preserve">: Use or operator: empty string is falsy -</w:t>
+        <w:t xml:space="preserve">Get user input with a default value:</w:t>
       </w:r>
     </w:p>
     <w:p>
@@ -4097,7 +4110,7 @@
           <w:sz w:val="20"/>
           <w:szCs w:val="20"/>
         </w:rPr>
-        <w:t xml:space="preserve">: Check password first (non-empty), then length --- ## Sample Answers ### Problem 1 Example ### Problem 2 Example ### Problem 3 Example --- ## Common Patterns Pattern 1: Default values Pattern 2: Safe indexing Pattern 3: Check before processing --- ## Key Takeaway Short-circuit evaluation saves time</w:t>
+        <w:t xml:space="preserve">Check if password is valid (non-empty and &gt;= 8 chars) without redundant checks:</w:t>
       </w:r>
     </w:p>
     <w:p>

--- a/Coding 1 - year/Unit 3 - Conditionals/Daily Lesson Plans/Word/Day 58.docx
+++ b/Coding 1 - year/Unit 3 - Conditionals/Daily Lesson Plans/Word/Day 58.docx
@@ -1234,7 +1234,7 @@
                 <w:sz w:val="20"/>
                 <w:szCs w:val="20"/>
               </w:rPr>
-              <w:t xml:space="preserve">Check if a list has items without getting an IndexError:</w:t>
+              <w:t xml:space="preserve">Check if a list has items without getting an IndexError: ---</w:t>
             </w:r>
             <w:r>
               <w:rPr>
@@ -1269,7 +1269,7 @@
                 <w:sz w:val="20"/>
                 <w:szCs w:val="20"/>
               </w:rPr>
-              <w:t xml:space="preserve">Get user input with a default value:</w:t>
+              <w:t xml:space="preserve">Get user input with a default value: ---</w:t>
             </w:r>
             <w:r>
               <w:rPr>
@@ -1304,7 +1304,7 @@
                 <w:sz w:val="20"/>
                 <w:szCs w:val="20"/>
               </w:rPr>
-              <w:t xml:space="preserve">Check if password is valid (non-empty and &gt;= 8 chars) without redundant checks:</w:t>
+              <w:t xml:space="preserve">Check if password is valid (non-empty and &gt;= 8 chars) without redundant checks: ---</w:t>
             </w:r>
             <w:r>
               <w:rPr>
@@ -4064,7 +4064,7 @@
           <w:sz w:val="20"/>
           <w:szCs w:val="20"/>
         </w:rPr>
-        <w:t xml:space="preserve">Check if a list has items without getting an IndexError:</w:t>
+        <w:t xml:space="preserve">Beginner Check if a list has items without getting an IndexError: ---</w:t>
       </w:r>
     </w:p>
     <w:p>
@@ -4087,7 +4087,7 @@
           <w:sz w:val="20"/>
           <w:szCs w:val="20"/>
         </w:rPr>
-        <w:t xml:space="preserve">Get user input with a default value:</w:t>
+        <w:t xml:space="preserve">Intermediate Get user input with a default value: ---</w:t>
       </w:r>
     </w:p>
     <w:p>
@@ -4110,7 +4110,7 @@
           <w:sz w:val="20"/>
           <w:szCs w:val="20"/>
         </w:rPr>
-        <w:t xml:space="preserve">Check if password is valid (non-empty and &gt;= 8 chars) without redundant checks:</w:t>
+        <w:t xml:space="preserve">Challenge Check if password is valid (non-empty and &gt;= 8 chars) without redundant checks: ---</w:t>
       </w:r>
     </w:p>
     <w:p>
